--- a/rapports/16_02_2026/BALDE/coh_EQ35_sup_101201030011.docx
+++ b/rapports/16_02_2026/BALDE/coh_EQ35_sup_101201030011.docx
@@ -25,7 +25,7 @@
         <w:br/>
         <w:t>Grappe: 101201030011</w:t>
         <w:br/>
-        <w:t>Date: 16/02/2026 a 12:41</w:t>
+        <w:t>Date: 16/02/2026 a 12:58</w:t>
       </w:r>
     </w:p>
     <w:p/>

--- a/rapports/16_02_2026/BALDE/coh_EQ35_sup_101201030011.docx
+++ b/rapports/16_02_2026/BALDE/coh_EQ35_sup_101201030011.docx
@@ -25,7 +25,7 @@
         <w:br/>
         <w:t>Grappe: 101201030011</w:t>
         <w:br/>
-        <w:t>Date: 16/02/2026 a 12:58</w:t>
+        <w:t>Date: 16/02/2026 a 13:05</w:t>
       </w:r>
     </w:p>
     <w:p/>
@@ -455,7 +455,7 @@
           </w:tcPr>
           <w:p>
             <w:r>
-              <w:t>Section19</w:t>
+              <w:t>Section3</w:t>
             </w:r>
           </w:p>
         </w:tc>
@@ -465,7 +465,7 @@
           </w:tcPr>
           <w:p>
             <w:r>
-              <w:t>Equipements agricoles</w:t>
+              <w:t>Sante</w:t>
             </w:r>
           </w:p>
         </w:tc>
@@ -475,7 +475,7 @@
           </w:tcPr>
           <w:p>
             <w:r>
-              <w:t>8</w:t>
+              <w:t>7</w:t>
             </w:r>
           </w:p>
         </w:tc>
@@ -487,7 +487,7 @@
           </w:tcPr>
           <w:p>
             <w:r>
-              <w:t>Section3</w:t>
+              <w:t>Section4a</w:t>
             </w:r>
           </w:p>
         </w:tc>
@@ -497,7 +497,7 @@
           </w:tcPr>
           <w:p>
             <w:r>
-              <w:t>Sante</w:t>
+              <w:t>Emploi</w:t>
             </w:r>
           </w:p>
         </w:tc>
@@ -1047,7 +1047,7 @@
         <w:rPr>
           <w:sz w:val="20"/>
         </w:rPr>
-        <w:t>- La dernière fois que vous avez acheté Beignets de maïs, mil, haricot est à l’école et semble exister dans les modalités, prière de prendre attache avec le QG pour plus d'explication afin de la classer bien.  La dernière fois que vous avez acheté Lait caillé est chez une maison voisine et semble exister dans les modalités, prière de prendre attache avec le QG pour plus d'explication afin de la classer bien. Attention ! Le prix unitaire d'achat (25 Fcfa) de Poivre en Sachets (Petit) est relativement faible par rapport aux autres prix observés dans cette zone. Prière de corriger ou de confirmer avec le QG. Attention ! Le prix unitaire d'achat (58.33333 Fcfa) de Biscuits en Sachets industriel (Petit) est relativement élevé par rapport aux autres prix observés dans cette zone. Prière de corriger ou de confirmer avec le QG. Avertissement!!! Le ménage a consommé 12 Paquet Moyen de Thé en sachet, cette quantité semble anormale pour une consommation des 7 derniers jours.Prière de corriger ou de confirmer avec le QG. Avertissement!! le prix unitaire (100 Fcfa) de Thé en sachet (unité: Paquet) de taille Moyen est très faible ou élevé. Prière de corriger ou de confirmer avec le QG. Avertissement!!! Le ménage a consommé 26 Sachets Petit de Sucre en poudre , cette quantité semble anormale pour une consommation des 7 derniers jours.Prière de corriger ou de confirmer avec le QG. Incohérence!! Dans ce ménage, chaque individus consomme par jour .9548872 Kg  de cereale; Prière de revoir les quantités prises de ces produits. Incohérence!! Dans ce ménage, chaque individus consomme par jour .9548872 Kg  de cereale; Prière de revoir les quantités prises de ces produits. Incohérence!! Dans ce ménage, chaque individus consomme par jour .9548872 Kg  de cereale; Prière de revoir les quantités prises de ces produits.</w:t>
+        <w:t>- La dernière fois que vous avez acheté Beignets de maïs, mil, haricot est à l’école et semble exister dans les modalités, prière de prendre attache avec le QG pour plus d'explication afin de la classer bien.  La dernière fois que vous avez acheté Lait caillé est chez une maison voisine et semble exister dans les modalités, prière de prendre attache avec le QG pour plus d'explication afin de la classer bien. Attention ! Le prix unitaire d'achat (25 Fcfa) de Poivre en Sachets (Petit) est relativement faible par rapport aux autres prix observés dans cette zone. Prière de corriger ou de confirmer avec le QG. Attention ! Le prix unitaire d'achat (58.33333 Fcfa) de Biscuits en Sachets industriel (Petit) est relativement élevé par rapport aux autres prix observés dans cette zone. Prière de corriger ou de confirmer avec le QG. Avertissement!!! Le ménage a consommé 12 Paquet Moyen de Thé en sachet, cette quantité semble anormale pour une consommation des 7 derniers jours.Prière de corriger ou de confirmer avec le QG. Avertissement!! le prix unitaire (100 Fcfa) de Thé en sachet (unité: Paquet) de taille Moyen est très faible ou élevé. Prière de corriger ou de confirmer avec le QG. Avertissement!!! Le ménage a consommé 26 Sachets Petit de Sucre en poudre , cette quantité semble anormale pour une consommation des 7 derniers jours.Prière de corriger ou de confirmer avec le QG. Incohérence!! Dans ce ménage, chaque individus consomme par jour 1.037594 Kg  de cereale; Prière de revoir les quantités prises de ces produits. Incohérence!! Dans ce ménage, chaque individus consomme par jour 1.037594 Kg  de cereale; Prière de revoir les quantités prises de ces produits. Incohérence!! Dans ce ménage, chaque individus consomme par jour 1.037594 Kg  de cereale; Prière de revoir les quantités prises de ces produits.</w:t>
       </w:r>
     </w:p>
     <w:p>
@@ -1188,27 +1188,6 @@
         <w:t xml:space="preserve">- La quantité estimée en Kg est incorrecte (Exemple : si le ménage a eu 10 sacs de 100kg = 10*100=1000kg), prière de corriger merci. </w:t>
         <w:br/>
         <w:t>- La quantité estimée en Kg est incorrecte (Exemple : si le ménage a eu 10 sacs de 100kg = 10*100=1000kg), prière de corriger merci.</w:t>
-      </w:r>
-    </w:p>
-    <w:p>
-      <w:r>
-        <w:rPr>
-          <w:b/>
-          <w:color w:val="4672C4"/>
-          <w:sz w:val="22"/>
-        </w:rPr>
-        <w:t>&gt;&gt; Section19 - Equipements agricoles</w:t>
-      </w:r>
-    </w:p>
-    <w:p>
-      <w:pPr>
-        <w:ind w:left="283"/>
-      </w:pPr>
-      <w:r>
-        <w:rPr>
-          <w:sz w:val="20"/>
-        </w:rPr>
-        <w:t>- Attention ! Hache/pioche a été revendu à 5000 Fcfa qui est relativement élevé par rapport aux autres prix de revente observés dans cette zone. Prière de corriger ou de confirmer avec le QG.</w:t>
       </w:r>
     </w:p>
     <w:p>
@@ -1632,7 +1611,7 @@
         <w:rPr>
           <w:sz w:val="20"/>
         </w:rPr>
-        <w:t>- Incohérence!! Dans ce ménage, chaque individus consomme par jour .7857143 Kg  de cereale; Prière de revoir les quantités prises de ces produits. Incohérence!! Dans ce ménage, chaque individus consomme par jour .7857143 Kg  de cereale; Prière de revoir les quantités prises de ces produits.</w:t>
+        <w:t>- Incohérence!! Dans ce ménage, chaque individus consomme par jour .8035714 Kg  de cereale; Prière de revoir les quantités prises de ces produits. Incohérence!! Dans ce ménage, chaque individus consomme par jour .8035714 Kg  de cereale; Prière de revoir les quantités prises de ces produits.</w:t>
       </w:r>
     </w:p>
     <w:p>
@@ -2281,7 +2260,7 @@
         <w:rPr>
           <w:sz w:val="20"/>
         </w:rPr>
-        <w:t>- La dernière fois que vous avez acheté Aubergine sauvage  est concession voisine et semble exister dans les modalités, prière de prendre attache avec le QG pour plus d'explication afin de la classer bien.  La dernière fois que vous avez acheté Gombo frais est concession voisine et semble exister dans les modalités, prière de prendre attache avec le QG pour plus d'explication afin de la classer bien.  La dernière fois que vous avez acheté Patate douce est village voisin et semble exister dans les modalités, prière de prendre attache avec le QG pour plus d'explication afin de la classer bien. Avertissement!!! Le ménage a consommé 10 Sachets Petit de Sucre en poudre , cette quantité semble anormale pour une consommation des 7 derniers jours.Prière de corriger ou de confirmer avec le QG. Attention ! Le prix unitaire d'achat (200 Fcfa) de Sucre en poudre  en Sachets (Petit) est relativement élevé par rapport aux autres prix observés dans cette zone. Prière de corriger ou de confirmer avec le QG. Avertissement!!! Le ménage a consommé 9 Paquet Petit de Thé en sachet, cette quantité semble anormale pour une consommation des 7 derniers jours.Prière de corriger ou de confirmer avec le QG. Avertissement!! le prix unitaire (125 Fcfa) de Thé en sachet (unité: Sachets) de taille Petit est très faible ou élevé. Prière de corriger ou de confirmer avec le QG.</w:t>
+        <w:t>- La dernière fois que vous avez acheté Aubergine sauvage  est concession voisine et semble exister dans les modalités, prière de prendre attache avec le QG pour plus d'explication afin de la classer bien.  La dernière fois que vous avez acheté Gombo frais est concession voisine et semble exister dans les modalités, prière de prendre attache avec le QG pour plus d'explication afin de la classer bien.  La dernière fois que vous avez acheté Patate douce est village voisin et semble exister dans les modalités, prière de prendre attache avec le QG pour plus d'explication afin de la classer bien. Avertissement!!! Le ménage a consommé 10 Sachets Petit de Sucre en poudre , cette quantité semble anormale pour une consommation des 7 derniers jours.Prière de corriger ou de confirmer avec le QG. Attention ! Le prix unitaire d'achat (200 Fcfa) de Sucre en poudre  en Sachets (Petit) est relativement élevé par rapport aux autres prix observés dans cette zone. Prière de corriger ou de confirmer avec le QG. Avertissement!!! Le ménage a consommé 9 Paquet Petit de Thé en sachet, cette quantité semble anormale pour une consommation des 7 derniers jours.Prière de corriger ou de confirmer avec le QG. Avertissement!! le prix unitaire (125 Fcfa) de Thé en sachet (unité: Sachets) de taille Petit est très faible ou élevé. Prière de corriger ou de confirmer avec le QG. Attention ! Le prix unitaire d'achat (125 Fcfa) de Thé en sachet en Sachets (Petit) est relativement élevé par rapport aux autres prix observés dans cette zone. Prière de corriger ou de confirmer avec le QG.</w:t>
       </w:r>
     </w:p>
     <w:p>
@@ -2886,7 +2865,7 @@
         <w:rPr>
           <w:sz w:val="20"/>
         </w:rPr>
-        <w:t>- La dernière fois que vous avez acheté Lait caillé est maison voisine et semble exister dans les modalités, prière de prendre attache avec le QG pour plus d'explication afin de la classer bien.  La dernière fois que vous avez acheté Patate douce est offert par un parent et semble exister dans les modalités, prière de prendre attache avec le QG pour plus d'explication afin de la classer bien. Avertissement!! le prix unitaire (90 Fcfa) de Thé en sachet (unité: Sachets) de taille Petit est très faible ou élevé. Prière de corriger ou de confirmer avec le QG. Incohérence!! Dans ce ménage, chaque individus consomme par jour 1.049451 Kg  de cereale; Prière de revoir les quantités prises de ces produits. Incohérence!! Dans ce ménage, chaque individus consomme par jour 1.049451 Kg  de cereale; Prière de revoir les quantités prises de ces produits.</w:t>
+        <w:t>- La dernière fois que vous avez acheté Lait caillé est maison voisine et semble exister dans les modalités, prière de prendre attache avec le QG pour plus d'explication afin de la classer bien.  La dernière fois que vous avez acheté Patate douce est offert par un parent et semble exister dans les modalités, prière de prendre attache avec le QG pour plus d'explication afin de la classer bien. Avertissement!! le prix unitaire (90 Fcfa) de Thé en sachet (unité: Sachets) de taille Petit est très faible ou élevé. Prière de corriger ou de confirmer avec le QG. Attention ! Le prix unitaire d'achat (90 Fcfa) de Thé en sachet en Sachets (Petit) est relativement faible par rapport aux autres prix observés dans cette zone. Prière de corriger ou de confirmer avec le QG. Incohérence!! Dans ce ménage, chaque individus consomme par jour 1.527473 Kg  de cereale; Prière de revoir les quantités prises de ces produits. Incohérence!! Dans ce ménage, chaque individus consomme par jour 1.527473 Kg  de cereale; Prière de revoir les quantités prises de ces produits.</w:t>
       </w:r>
     </w:p>
     <w:p>
@@ -3587,7 +3566,7 @@
         <w:rPr>
           <w:sz w:val="20"/>
         </w:rPr>
-        <w:t>- La dernière fois que vous avez acheté Feuilles de  Haricot est concession voisine et semble exister dans les modalités, prière de prendre attache avec le QG pour plus d'explication afin de la classer bien.  La dernière fois que vous avez acheté Gombo frais est concession voisine et semble exister dans les modalités, prière de prendre attache avec le QG pour plus d'explication afin de la classer bien.  La dernière fois que vous avez acheté Piment séché est concession voisine et semble exister dans les modalités, prière de prendre attache avec le QG pour plus d'explication afin de la classer bien. Attention ! Le prix unitaire d'achat (500 Fcfa) de Ail en Sachets (Petit) est relativement élevé par rapport aux autres prix observés dans cette zone. Prière de corriger ou de confirmer avec le QG. Avertissement!!! Le ménage a consommé 7 Paquet Petit de Thé en sachet, cette quantité semble anormale pour une consommation des 7 derniers jours.Prière de corriger ou de confirmer avec le QG. Avertissement!! le prix unitaire (125 Fcfa) de Thé en sachet (unité: Paquet) de taille Petit est très faible ou élevé. Prière de corriger ou de confirmer avec le QG.</w:t>
+        <w:t>- La dernière fois que vous avez acheté Feuilles de  Haricot est concession voisine et semble exister dans les modalités, prière de prendre attache avec le QG pour plus d'explication afin de la classer bien.  La dernière fois que vous avez acheté Gombo frais est concession voisine et semble exister dans les modalités, prière de prendre attache avec le QG pour plus d'explication afin de la classer bien.  La dernière fois que vous avez acheté Piment séché est concession voisine et semble exister dans les modalités, prière de prendre attache avec le QG pour plus d'explication afin de la classer bien. Attention ! Le prix unitaire d'achat (1500 Fcfa) de Poivre en Sachets (Moyen) est relativement élevé par rapport aux autres prix observés dans cette zone. Prière de corriger ou de confirmer avec le QG. Attention ! Le prix unitaire d'achat (500 Fcfa) de Ail en Sachets (Petit) est relativement élevé par rapport aux autres prix observés dans cette zone. Prière de corriger ou de confirmer avec le QG. Avertissement!!! Le ménage a consommé 7 Paquet Petit de Thé en sachet, cette quantité semble anormale pour une consommation des 7 derniers jours.Prière de corriger ou de confirmer avec le QG. Avertissement!! le prix unitaire (125 Fcfa) de Thé en sachet (unité: Paquet) de taille Petit est très faible ou élevé. Prière de corriger ou de confirmer avec le QG.</w:t>
       </w:r>
     </w:p>
     <w:p>
@@ -4073,7 +4052,7 @@
         </w:rPr>
         <w:t xml:space="preserve">- Attention ! Le frais de scolarité (1500 Fcfa) de MORO SAKHO en 2ème année de Primaire est relativement élevé par rapport aux autres frais de scolarités observés dans cette zone. Prière de corriger ou de confirmer avec le QG. </w:t>
         <w:br/>
-        <w:t>- Le montant des autres depenses pour l'année scolaire de KARAMBA SAKHO est faible ou élevé. veuillez, s'il vous plait, confirmer ces informations avec le QG ou apporter les corrections nécessaires.</w:t>
+        <w:t>- Le montant des autres depenses pour l'année scolaire de KARAMBA SAKHO est faible ou élevé. veuillez, s'il vous plait, confirmer ces informations avec le QG ou apporter les corrections nécessaires. Attention ! Le frais de scolarité (1500 Fcfa) de KARAMBA SAKHO en 1ére année de Primaire est relativement élevé par rapport aux autres frais de scolarités observés dans cette zone. Prière de corriger ou de confirmer avec le QG.</w:t>
       </w:r>
     </w:p>
     <w:p>
@@ -4293,6 +4272,8 @@
         <w:rPr>
           <w:sz w:val="20"/>
         </w:rPr>
+        <w:t xml:space="preserve">- Attention ! Faucheuse a été achété à 1500 Fcfa est relativement élevé par rapport aux autres prix d'achat observés dans cette zone. Prière de corriger ou de confirmer avec le QG. Attention ! Faucheuse a été revendu à 1500 Fcfa qui est relativement élevé par rapport aux autres prix de revente observés dans cette zone. Prière de corriger ou de confirmer avec le QG. </w:t>
+        <w:br/>
         <w:t xml:space="preserve">- Attention ! Houe asine a été revendu à 75000 Fcfa qui est relativement élevé par rapport aux autres prix de revente observés dans cette zone. Prière de corriger ou de confirmer avec le QG. </w:t>
         <w:br/>
         <w:t>- Attention ! Machette a été revendu à 2500 Fcfa qui est relativement élevé par rapport aux autres prix de revente observés dans cette zone. Prière de corriger ou de confirmer avec le QG.</w:t>
@@ -4843,7 +4824,7 @@
         <w:rPr>
           <w:sz w:val="20"/>
         </w:rPr>
-        <w:t>- Attention ! Le prix unitaire d'achat (25 Fcfa) de Poivre en Sachets (Petit) est relativement faible par rapport aux autres prix observés dans cette zone. Prière de corriger ou de confirmer avec le QG. Attention ! Le prix unitaire d'achat (25 Fcfa) de Vinaigre de vin en Sachets (Petit) est relativement faible par rapport aux autres prix observés dans cette zone. Prière de corriger ou de confirmer avec le QG. Attention ! Le prix unitaire d'achat (50 Fcfa) de Piment frais en Tas (Petit) est relativement faible par rapport aux autres prix observés dans cette zone. Prière de corriger ou de confirmer avec le QG.  La dernière fois que vous avez acheté Piment frais est Concession voisine et semble exister dans les modalités, prière de prendre attache avec le QG pour plus d'explication afin de la classer bien. Attention ! Soupçons de quantité anormale! Le ménage de MAPHOU SADIO avec une taille de 16 personnes a consommé .26 Litre en taille unique de Huile de soja  qui est relativement élevé comme consommation par rapport à la condition de vie des autres ménages de même taille dans cette zone. Prière de corriger ou de confirmer avec le QG. Avertissement!!! Le ménage a consommé 8 Paquet Petit de Thé en sachet, cette quantité semble anormale pour une consommation des 7 derniers jours.Prière de corriger ou de confirmer avec le QG. Avertissement!! le prix unitaire (125 Fcfa) de Thé en sachet (unité: Paquet) de taille Petit est très faible ou élevé. Prière de corriger ou de confirmer avec le QG. Avertissement!!!Le ménage a consommé 53 Kg de taille unique de Riz local fumé (malo-woussou)  ce qui semble incoherent pour une consommation aucours des 7 derniers jours, prière de verifier et corriger. Incohérence!! Dans ce ménage, chaque individus consomme par jour 1.013393 Kg  de cereale; Prière de revoir les quantités prises de ces produits.</w:t>
+        <w:t>- Attention ! Le prix unitaire d'achat (25 Fcfa) de Poivre en Sachets (Petit) est relativement faible par rapport aux autres prix observés dans cette zone. Prière de corriger ou de confirmer avec le QG. Attention ! Le prix unitaire d'achat (25 Fcfa) de Vinaigre de vin en Sachets (Petit) est relativement faible par rapport aux autres prix observés dans cette zone. Prière de corriger ou de confirmer avec le QG. Attention ! Le prix unitaire d'achat (50 Fcfa) de Piment frais en Tas (Petit) est relativement faible par rapport aux autres prix observés dans cette zone. Prière de corriger ou de confirmer avec le QG.  La dernière fois que vous avez acheté Piment frais est Concession voisine et semble exister dans les modalités, prière de prendre attache avec le QG pour plus d'explication afin de la classer bien. Attention ! Soupçons de quantité anormale! Le ménage de MAPHOU SADIO avec une taille de 16 personnes a consommé .26 Litre en taille unique de Huile de soja  qui est relativement élevé comme consommation par rapport à la condition de vie des autres ménages de même taille dans cette zone. Prière de corriger ou de confirmer avec le QG. Avertissement!!! Le ménage a consommé 8 Paquet Petit de Thé en sachet, cette quantité semble anormale pour une consommation des 7 derniers jours.Prière de corriger ou de confirmer avec le QG. Avertissement!! le prix unitaire (125 Fcfa) de Thé en sachet (unité: Paquet) de taille Petit est très faible ou élevé. Prière de corriger ou de confirmer avec le QG. Avertissement!!!Le ménage a consommé 53 Kg de taille unique de Riz local fumé (malo-woussou)  ce qui semble incoherent pour une consommation aucours des 7 derniers jours, prière de verifier et corriger. Incohérence!! Dans ce ménage, chaque individus consomme par jour 1.301339 Kg  de cereale; Prière de revoir les quantités prises de ces produits.</w:t>
       </w:r>
     </w:p>
     <w:p>
@@ -4907,6 +4888,29 @@
           <w:sz w:val="20"/>
         </w:rPr>
         <w:t>- Avertissement!!! Le ménage de MAPHOU SADIO a comme taille 16 personnes dont ils vivent à KOLDA Rural et aucune d'entre ne possède une entreprise non agricole, prière de revoir cette partie de la section 10 de ce menage.</w:t>
+      </w:r>
+    </w:p>
+    <w:p>
+      <w:r>
+        <w:rPr>
+          <w:b/>
+          <w:color w:val="4672C4"/>
+          <w:sz w:val="22"/>
+        </w:rPr>
+        <w:t>&gt;&gt; Section12 - Actifs du menage</w:t>
+      </w:r>
+    </w:p>
+    <w:p>
+      <w:pPr>
+        <w:ind w:left="283"/>
+      </w:pPr>
+      <w:r>
+        <w:rPr>
+          <w:sz w:val="20"/>
+        </w:rPr>
+        <w:t xml:space="preserve">- Attention ! Antenne parabolique / décodeur a été achété à 90000 Fcfa est relativement élevé par rapport aux autres prix d'achat observés dans cette zone. Prière de corriger ou de confirmer avec le QG. Attention ! Antenne parabolique / décodeur a été revendu à 90000 Fcfa qui est relativement élevé par rapport aux autres prix de revente observés dans cette zone. Prière de corriger ou de confirmer avec le QG. </w:t>
+        <w:br/>
+        <w:t>- Attention ! Appareil TV a été revendu à 80000 Fcfa qui est relativement élevé par rapport aux autres prix de revente observés dans cette zone. Prière de corriger ou de confirmer avec le QG.</w:t>
       </w:r>
     </w:p>
     <w:p>
@@ -5394,8 +5398,6 @@
         <w:rPr>
           <w:sz w:val="20"/>
         </w:rPr>
-        <w:t xml:space="preserve">- Attention ! Le frais de scolarité (2000 Fcfa) de SALIMATA KANDE en 2ème année de Primaire est relativement élevé par rapport aux autres frais de scolarités observés dans cette zone. Prière de corriger ou de confirmer avec le QG. </w:t>
-        <w:br/>
         <w:t xml:space="preserve">- Peu probable! AWA DIAMANKA  n'arrive pas  à comprendre un petit texte lu dans une langue locale (s02q03). Veuillez corriger ou donner des explications au QG. Avertissement!! AWA DIAMANKA qui sait écrire en français doit pouvoir lire en français. </w:t>
         <w:br/>
         <w:t xml:space="preserve">- Peu probable! COUMBA KANDE  n'arrive pas  à comprendre un petit texte lu dans une langue locale (s02q03). Veuillez corriger ou donner des explications au QG. Peu probable! COUMBA KANDE  ne sait ni lire, ni écrire, ni comprendre dans aucune des langues  (s02q01,s02q02,s02q03). Veuillez corriger ou donner des explications au QG. </w:t>
@@ -7960,7 +7962,7 @@
         <w:rPr>
           <w:sz w:val="20"/>
         </w:rPr>
-        <w:t>- La dernière fois que vous avez acheté Lait caillé est maison voisine et semble exister dans les modalités, prière de prendre attache avec le QG pour plus d'explication afin de la classer bien. Avertissement!! le prix unitaire (100 Fcfa) de Thé en sachet (unité: Sachets) de taille Petit est très faible ou élevé. Prière de corriger ou de confirmer avec le QG. Avertissement!!! Le ménage a consommé 15 Sachets Petit de Sucre en poudre , cette quantité semble anormale pour une consommation des 7 derniers jours.Prière de corriger ou de confirmer avec le QG. Difficile de consommer le Sel en Kg taille unique prière de verifier. Incohérence!! Dans ce ménage, chaque individus consomme par jour 1.089286 Kg  de cereale; Prière de revoir les quantités prises de ces produits.</w:t>
+        <w:t>- La dernière fois que vous avez acheté Lait caillé est maison voisine et semble exister dans les modalités, prière de prendre attache avec le QG pour plus d'explication afin de la classer bien. Avertissement!! le prix unitaire (100 Fcfa) de Thé en sachet (unité: Sachets) de taille Petit est très faible ou élevé. Prière de corriger ou de confirmer avec le QG. Avertissement!!! Le ménage a consommé 15 Sachets Petit de Sucre en poudre , cette quantité semble anormale pour une consommation des 7 derniers jours.Prière de corriger ou de confirmer avec le QG. Difficile de consommer le Sel en Kg taille unique prière de verifier. Incohérence!! Dans ce ménage, chaque individus consomme par jour 1.214286 Kg  de cereale; Prière de revoir les quantités prises de ces produits.</w:t>
       </w:r>
     </w:p>
     <w:p>
